--- a/Jenkins Pipeline Readme.docx
+++ b/Jenkins Pipeline Readme.docx
@@ -45,6 +45,46 @@
                     <a:xfrm>
                       <a:off x="0" y="0"/>
                       <a:ext cx="5486400" cy="2598384"/>
+                    </a:xfrm>
+                    <a:prstGeom prst="rect">
+                      <a:avLst/>
+                    </a:prstGeom>
+                  </pic:spPr>
+                </pic:pic>
+              </a:graphicData>
+            </a:graphic>
+          </wp:inline>
+        </w:drawing>
+      </w:r>
+    </w:p>
+    <w:p/>
+    <w:p>
+      <w:r>
+        <w:drawing>
+          <wp:inline distT="0" distB="0" distL="0" distR="0" wp14:anchorId="4A179622" wp14:editId="26A40AA4">
+            <wp:extent cx="5486400" cy="2594610"/>
+            <wp:effectExtent l="0" t="0" r="0" b="0"/>
+            <wp:docPr id="2093826275" name="Picture 1" descr="A screenshot of a computer&#10;&#10;AI-generated content may be incorrect."/>
+            <wp:cNvGraphicFramePr>
+              <a:graphicFrameLocks xmlns:a="http://schemas.openxmlformats.org/drawingml/2006/main" noChangeAspect="1"/>
+            </wp:cNvGraphicFramePr>
+            <a:graphic xmlns:a="http://schemas.openxmlformats.org/drawingml/2006/main">
+              <a:graphicData uri="http://schemas.openxmlformats.org/drawingml/2006/picture">
+                <pic:pic xmlns:pic="http://schemas.openxmlformats.org/drawingml/2006/picture">
+                  <pic:nvPicPr>
+                    <pic:cNvPr id="2093826275" name="Picture 1" descr="A screenshot of a computer&#10;&#10;AI-generated content may be incorrect."/>
+                    <pic:cNvPicPr/>
+                  </pic:nvPicPr>
+                  <pic:blipFill>
+                    <a:blip r:embed="rId7"/>
+                    <a:stretch>
+                      <a:fillRect/>
+                    </a:stretch>
+                  </pic:blipFill>
+                  <pic:spPr>
+                    <a:xfrm>
+                      <a:off x="0" y="0"/>
+                      <a:ext cx="5486400" cy="2594610"/>
                     </a:xfrm>
                     <a:prstGeom prst="rect">
                       <a:avLst/>
@@ -108,7 +148,6 @@
     </w:p>
     <w:p>
       <w:r>
-        <w:lastRenderedPageBreak/>
         <w:t>Make sure these plugins are installed via Manage Jenkins &gt; Plugins:</w:t>
       </w:r>
     </w:p>
@@ -210,7 +249,6 @@
     <w:p/>
     <w:p>
       <w:r>
-        <w:lastRenderedPageBreak/>
         <w:t>🧪 Environment Variables in Jenkins Pipeline</w:t>
       </w:r>
     </w:p>
@@ -284,6 +322,7 @@
     </w:p>
     <w:p>
       <w:r>
+        <w:lastRenderedPageBreak/>
         <w:t>Runs npm ci to install dependencies from package-lock.json.</w:t>
       </w:r>
     </w:p>
@@ -317,7 +356,6 @@
     </w:p>
     <w:p>
       <w:r>
-        <w:lastRenderedPageBreak/>
         <w:t>Runs the app build. If the build fails, a fallback HTML file is generated.</w:t>
       </w:r>
     </w:p>
@@ -383,6 +421,7 @@
     </w:p>
     <w:p>
       <w:r>
+        <w:lastRenderedPageBreak/>
         <w:t>- Build files: dist/</w:t>
       </w:r>
     </w:p>
@@ -424,7 +463,6 @@
     </w:p>
     <w:p>
       <w:r>
-        <w:lastRenderedPageBreak/>
         <w:t>- NodeJsScan GitHub: https://github.com/ajinabraham/nodejsscan</w:t>
       </w:r>
     </w:p>
